--- a/tests/Kookerella.FsWordDsl.Tests/Examples/Hyperlink_External/output.docx
+++ b/tests/Kookerella.FsWordDsl.Tests/Examples/Hyperlink_External/output.docx
@@ -6,7 +6,7 @@
       <w:r>
         <w:t xml:space="preserve">Visit </w:t>
       </w:r>
-      <w:hyperlink xmlns:r="http://schemas.openxmlformats.org/officeDocument/2006/relationships" w:history="true" r:id="Rac7b9f96f43b407e">
+      <w:hyperlink xmlns:r="http://schemas.openxmlformats.org/officeDocument/2006/relationships" w:history="true" r:id="Rf62a52969fcf417d">
         <w:r>
           <w:rPr>
             <w:rStyle w:val="Hyperlink"/>
@@ -104,5 +104,33 @@
       <w:u w:val="single"/>
     </w:rPr>
   </w:style>
+  <w:style w:type="character" w:styleId="FootnoteReference">
+    <w:name w:val="footnote reference"/>
+    <w:rPr>
+      <w:vertAlign w:val="superscript"/>
+    </w:rPr>
+  </w:style>
+  <w:style w:type="character" w:styleId="EndnoteReference">
+    <w:name w:val="endnote reference"/>
+    <w:rPr>
+      <w:vertAlign w:val="superscript"/>
+    </w:rPr>
+  </w:style>
+  <w:style w:type="paragraph" w:styleId="FootnoteText">
+    <w:name w:val="footnote text"/>
+    <w:basedOn w:val="Normal"/>
+    <w:rPr>
+      <w:sz w:val="20"/>
+      <w:szCs w:val="20"/>
+    </w:rPr>
+  </w:style>
+  <w:style w:type="paragraph" w:styleId="EndnoteText">
+    <w:name w:val="endnote text"/>
+    <w:basedOn w:val="Normal"/>
+    <w:rPr>
+      <w:sz w:val="20"/>
+      <w:szCs w:val="20"/>
+    </w:rPr>
+  </w:style>
 </w:styles>
 </file>
--- a/tests/Kookerella.FsWordDsl.Tests/Examples/Hyperlink_External/output.docx
+++ b/tests/Kookerella.FsWordDsl.Tests/Examples/Hyperlink_External/output.docx
@@ -6,7 +6,7 @@
       <w:r>
         <w:t xml:space="preserve">Visit </w:t>
       </w:r>
-      <w:hyperlink xmlns:r="http://schemas.openxmlformats.org/officeDocument/2006/relationships" w:history="true" r:id="Rf62a52969fcf417d">
+      <w:hyperlink xmlns:r="http://schemas.openxmlformats.org/officeDocument/2006/relationships" w:history="true" r:id="R9676b895b8c74297">
         <w:r>
           <w:rPr>
             <w:rStyle w:val="Hyperlink"/>

--- a/tests/Kookerella.FsWordDsl.Tests/Examples/Hyperlink_External/output.docx
+++ b/tests/Kookerella.FsWordDsl.Tests/Examples/Hyperlink_External/output.docx
@@ -6,7 +6,7 @@
       <w:r>
         <w:t xml:space="preserve">Visit </w:t>
       </w:r>
-      <w:hyperlink xmlns:r="http://schemas.openxmlformats.org/officeDocument/2006/relationships" w:history="true" r:id="R9676b895b8c74297">
+      <w:hyperlink xmlns:r="http://schemas.openxmlformats.org/officeDocument/2006/relationships" w:history="true" r:id="Rf14061ea42b44304">
         <w:r>
           <w:rPr>
             <w:rStyle w:val="Hyperlink"/>

--- a/tests/Kookerella.FsWordDsl.Tests/Examples/Hyperlink_External/output.docx
+++ b/tests/Kookerella.FsWordDsl.Tests/Examples/Hyperlink_External/output.docx
@@ -6,7 +6,7 @@
       <w:r>
         <w:t xml:space="preserve">Visit </w:t>
       </w:r>
-      <w:hyperlink xmlns:r="http://schemas.openxmlformats.org/officeDocument/2006/relationships" w:history="true" r:id="Rf14061ea42b44304">
+      <w:hyperlink xmlns:r="http://schemas.openxmlformats.org/officeDocument/2006/relationships" w:history="true" r:id="R0c39c5cf1491449e">
         <w:r>
           <w:rPr>
             <w:rStyle w:val="Hyperlink"/>

--- a/tests/Kookerella.FsWordDsl.Tests/Examples/Hyperlink_External/output.docx
+++ b/tests/Kookerella.FsWordDsl.Tests/Examples/Hyperlink_External/output.docx
@@ -6,7 +6,7 @@
       <w:r>
         <w:t xml:space="preserve">Visit </w:t>
       </w:r>
-      <w:hyperlink xmlns:r="http://schemas.openxmlformats.org/officeDocument/2006/relationships" w:history="true" r:id="R0c39c5cf1491449e">
+      <w:hyperlink xmlns:r="http://schemas.openxmlformats.org/officeDocument/2006/relationships" w:history="true" r:id="R4b983b292358401f">
         <w:r>
           <w:rPr>
             <w:rStyle w:val="Hyperlink"/>

--- a/tests/Kookerella.FsWordDsl.Tests/Examples/Hyperlink_External/output.docx
+++ b/tests/Kookerella.FsWordDsl.Tests/Examples/Hyperlink_External/output.docx
@@ -6,7 +6,7 @@
       <w:r>
         <w:t xml:space="preserve">Visit </w:t>
       </w:r>
-      <w:hyperlink xmlns:r="http://schemas.openxmlformats.org/officeDocument/2006/relationships" w:history="true" r:id="R4b983b292358401f">
+      <w:hyperlink xmlns:r="http://schemas.openxmlformats.org/officeDocument/2006/relationships" w:history="true" r:id="R3d24e282edb94539">
         <w:r>
           <w:rPr>
             <w:rStyle w:val="Hyperlink"/>

--- a/tests/Kookerella.FsWordDsl.Tests/Examples/Hyperlink_External/output.docx
+++ b/tests/Kookerella.FsWordDsl.Tests/Examples/Hyperlink_External/output.docx
@@ -6,7 +6,7 @@
       <w:r>
         <w:t xml:space="preserve">Visit </w:t>
       </w:r>
-      <w:hyperlink xmlns:r="http://schemas.openxmlformats.org/officeDocument/2006/relationships" w:history="true" r:id="R3d24e282edb94539">
+      <w:hyperlink xmlns:r="http://schemas.openxmlformats.org/officeDocument/2006/relationships" w:history="true" r:id="R85c5b16a168e42be">
         <w:r>
           <w:rPr>
             <w:rStyle w:val="Hyperlink"/>

--- a/tests/Kookerella.FsWordDsl.Tests/Examples/Hyperlink_External/output.docx
+++ b/tests/Kookerella.FsWordDsl.Tests/Examples/Hyperlink_External/output.docx
@@ -6,7 +6,7 @@
       <w:r>
         <w:t xml:space="preserve">Visit </w:t>
       </w:r>
-      <w:hyperlink xmlns:r="http://schemas.openxmlformats.org/officeDocument/2006/relationships" w:history="true" r:id="R85c5b16a168e42be">
+      <w:hyperlink xmlns:r="http://schemas.openxmlformats.org/officeDocument/2006/relationships" w:history="true" r:id="R1a84459eb1ba42a0">
         <w:r>
           <w:rPr>
             <w:rStyle w:val="Hyperlink"/>

--- a/tests/Kookerella.FsWordDsl.Tests/Examples/Hyperlink_External/output.docx
+++ b/tests/Kookerella.FsWordDsl.Tests/Examples/Hyperlink_External/output.docx
@@ -6,7 +6,7 @@
       <w:r>
         <w:t xml:space="preserve">Visit </w:t>
       </w:r>
-      <w:hyperlink xmlns:r="http://schemas.openxmlformats.org/officeDocument/2006/relationships" w:history="true" r:id="R1a84459eb1ba42a0">
+      <w:hyperlink xmlns:r="http://schemas.openxmlformats.org/officeDocument/2006/relationships" w:history="true" r:id="Rd9a1c8a0245d4829">
         <w:r>
           <w:rPr>
             <w:rStyle w:val="Hyperlink"/>

--- a/tests/Kookerella.FsWordDsl.Tests/Examples/Hyperlink_External/output.docx
+++ b/tests/Kookerella.FsWordDsl.Tests/Examples/Hyperlink_External/output.docx
@@ -6,7 +6,7 @@
       <w:r>
         <w:t xml:space="preserve">Visit </w:t>
       </w:r>
-      <w:hyperlink xmlns:r="http://schemas.openxmlformats.org/officeDocument/2006/relationships" w:history="true" r:id="Rd9a1c8a0245d4829">
+      <w:hyperlink xmlns:r="http://schemas.openxmlformats.org/officeDocument/2006/relationships" w:history="true" r:id="Rf38203fca746436a">
         <w:r>
           <w:rPr>
             <w:rStyle w:val="Hyperlink"/>

--- a/tests/Kookerella.FsWordDsl.Tests/Examples/Hyperlink_External/output.docx
+++ b/tests/Kookerella.FsWordDsl.Tests/Examples/Hyperlink_External/output.docx
@@ -6,7 +6,7 @@
       <w:r>
         <w:t xml:space="preserve">Visit </w:t>
       </w:r>
-      <w:hyperlink xmlns:r="http://schemas.openxmlformats.org/officeDocument/2006/relationships" w:history="true" r:id="Rf38203fca746436a">
+      <w:hyperlink xmlns:r="http://schemas.openxmlformats.org/officeDocument/2006/relationships" w:history="true" r:id="R20ce9626f27a4001">
         <w:r>
           <w:rPr>
             <w:rStyle w:val="Hyperlink"/>
